--- a/Rapid Cortex Internal Docs/Hiring Documents/RapidCortex_NDA_Advisory_Board_CoFounder.docx
+++ b/Rapid Cortex Internal Docs/Hiring Documents/RapidCortex_NDA_Advisory_Board_CoFounder.docx
@@ -30,7 +30,7 @@
           <w:sz w:val="52"/>
           <w:szCs w:val="52"/>
         </w:rPr>
-        <w:t xml:space="preserve">RAPID CORTEX, LLC</w:t>
+        <w:t xml:space="preserve">NEXCORT IQ, LLC</w:t>
       </w:r>
     </w:p>
     <w:p>
@@ -182,7 +182,7 @@
                 <w:sz w:val="22"/>
                 <w:szCs w:val="22"/>
               </w:rPr>
-              <w:t xml:space="preserve">Rapid Cortex, LLC, a Georgia limited liability company</w:t>
+              <w:t xml:space="preserve">NexCort iQ, LLC, a Georgia limited liability company</w:t>
             </w:r>
           </w:p>
         </w:tc>
@@ -527,7 +527,7 @@
           <w:sz w:val="22"/>
           <w:szCs w:val="22"/>
         </w:rPr>
-        <w:t xml:space="preserve">WHEREAS, Rapid Cortex, LLC ("Company") is a technology company engaged in the development, deployment, and operation of artificial intelligence-powered public safety intelligence platforms, emergency communications support tools, real-time dispatch analytics systems, and related technologies for law enforcement, 911 dispatch centers, fire rescue, EMS, and emergency management agencies;</w:t>
+        <w:t xml:space="preserve">WHEREAS, NexCort iQ, LLC ("Company") is a technology company engaged in the development, deployment, and operation of artificial intelligence-powered public safety intelligence platforms, emergency communications support tools, real-time dispatch analytics systems, and related technologies for law enforcement, 911 dispatch centers, fire rescue, EMS, and emergency management agencies;</w:t>
       </w:r>
     </w:p>
     <w:p>
@@ -652,7 +652,7 @@
           <w:sz w:val="22"/>
           <w:szCs w:val="22"/>
         </w:rPr>
-        <w:t xml:space="preserve">Rapid Cortex, LLC, a Georgia limited liability company, including its officers, directors, managers, members, employees, contractors, agents, affiliates, subsidiaries, successors, and assigns.</w:t>
+        <w:t xml:space="preserve">NexCort iQ, LLC, a Georgia limited liability company, including its officers, directors, managers, members, employees, contractors, agents, affiliates, subsidiaries, successors, and assigns.</w:t>
       </w:r>
     </w:p>
     <w:p>
@@ -781,7 +781,7 @@
           <w:sz w:val="22"/>
           <w:szCs w:val="22"/>
         </w:rPr>
-        <w:t xml:space="preserve">Platform and Product Information: Features, capabilities, roadmap, unreleased features, AI model training data and configurations, integration patterns, CAD integration specifications, dispatch workflow designs, product specifications, UI/UX designs, and any prototype or pre-release materials relating to the Rapid Cortex platform or any component thereof;</w:t>
+        <w:t xml:space="preserve">Platform and Product Information: Features, capabilities, roadmap, unreleased features, AI model training data and configurations, integration patterns, CAD integration specifications, dispatch workflow designs, product specifications, UI/UX designs, and any prototype or pre-release materials relating to the NexCort iQ platform or any component thereof;</w:t>
       </w:r>
     </w:p>
     <w:p>
@@ -3158,7 +3158,7 @@
           <w:sz w:val="22"/>
           <w:szCs w:val="22"/>
         </w:rPr>
-        <w:t xml:space="preserve">Individual is not subject to any non-disclosure, non-compete, or intellectual property assignment agreement with any prior employer or client that would restrict Individual’s performance of advisory or co-founder duties for Company, or if such restrictions exist, Individual has disclosed them in full to Company prior to execution via the Rapid Cortex Conflict of Interest Disclosure Form;</w:t>
+        <w:t xml:space="preserve">Individual is not subject to any non-disclosure, non-compete, or intellectual property assignment agreement with any prior employer or client that would restrict Individual’s performance of advisory or co-founder duties for Company, or if such restrictions exist, Individual has disclosed them in full to Company prior to execution via the NexCort iQ Conflict of Interest Disclosure Form;</w:t>
       </w:r>
     </w:p>
     <w:p>
@@ -3810,7 +3810,7 @@
           <w:sz w:val="22"/>
           <w:szCs w:val="22"/>
         </w:rPr>
-        <w:t xml:space="preserve">Rapid Cortex, LLC — Confidentiality and Non-Disclosure Agreement</w:t>
+        <w:t xml:space="preserve">NexCort iQ, LLC — Confidentiality and Non-Disclosure Agreement</w:t>
       </w:r>
     </w:p>
     <w:p>
@@ -3894,7 +3894,7 @@
                 <w:sz w:val="22"/>
                 <w:szCs w:val="22"/>
               </w:rPr>
-              <w:t xml:space="preserve">RAPID CORTEX, LLC</w:t>
+              <w:t xml:space="preserve">NEXCORT IQ, LLC</w:t>
             </w:r>
           </w:p>
         </w:tc>
@@ -4583,7 +4583,7 @@
           <w:sz w:val="18"/>
           <w:szCs w:val="18"/>
         </w:rPr>
-        <w:t xml:space="preserve">This document is CONFIDENTIAL and PROPRIETARY to Rapid Cortex, LLC. Unauthorized reproduction or distribution is strictly prohibited.</w:t>
+        <w:t xml:space="preserve">This document is CONFIDENTIAL and PROPRIETARY to NexCort iQ, LLC. Unauthorized reproduction or distribution is strictly prohibited.</w:t>
       </w:r>
     </w:p>
     <w:sectPr>
@@ -4658,7 +4658,7 @@
         <w:sz w:val="18"/>
         <w:szCs w:val="18"/>
       </w:rPr>
-      <w:t xml:space="preserve">Rapid Cortex, LLC  |  NDA — Advisory Board / Co-Founder Edition  |  Confidential  |  rapidcortex.us</w:t>
+      <w:t xml:space="preserve">NexCort iQ, LLC  |  NDA — Advisory Board / Co-Founder Edition  |  Confidential  |  rapidcortex.us</w:t>
     </w:r>
     <w:r>
       <w:rPr>
@@ -4764,7 +4764,7 @@
         <w:sz w:val="18"/>
         <w:szCs w:val="18"/>
       </w:rPr>
-      <w:t xml:space="preserve">RAPID CORTEX — CONFIDENTIAL</w:t>
+      <w:t xml:space="preserve">NEXCORT IQ — CONFIDENTIAL</w:t>
     </w:r>
     <w:r>
       <w:rPr>
